--- a/Voice Recognition.docx
+++ b/Voice Recognition.docx
@@ -131,7 +131,35 @@
           <w:rFonts w:ascii="Arial" w:hAnsi="Arial" w:cs="Arial"/>
           <w:szCs w:val="24"/>
         </w:rPr>
-        <w:t xml:space="preserve"> and a sound wave is corresponded to a chart. The sound wave chart is just a line curve that corresponds to many points of x and y axis’s. Because there are 2 values, x and y, therefore</w:t>
+        <w:t xml:space="preserve"> and a sound wave is corresponded to a chart. The sound wave chart is just a line curve that corresponds to many points of x and y axis’s. Because there are 2 values, x</w:t>
+      </w:r>
+      <w:r>
+        <w:rPr>
+          <w:rFonts w:ascii="Arial" w:hAnsi="Arial" w:cs="Arial"/>
+          <w:szCs w:val="24"/>
+        </w:rPr>
+        <w:t xml:space="preserve"> (the frequency)</w:t>
+      </w:r>
+      <w:r>
+        <w:rPr>
+          <w:rFonts w:ascii="Arial" w:hAnsi="Arial" w:cs="Arial"/>
+          <w:szCs w:val="24"/>
+        </w:rPr>
+        <w:t xml:space="preserve"> and y</w:t>
+      </w:r>
+      <w:r>
+        <w:rPr>
+          <w:rFonts w:ascii="Arial" w:hAnsi="Arial" w:cs="Arial"/>
+          <w:szCs w:val="24"/>
+        </w:rPr>
+        <w:t xml:space="preserve"> (the pitch)</w:t>
+      </w:r>
+      <w:r>
+        <w:rPr>
+          <w:rFonts w:ascii="Arial" w:hAnsi="Arial" w:cs="Arial"/>
+          <w:szCs w:val="24"/>
+        </w:rPr>
+        <w:t>, therefore</w:t>
       </w:r>
       <w:r>
         <w:rPr>
@@ -173,7 +201,35 @@
           <w:rFonts w:ascii="Arial" w:hAnsi="Arial" w:cs="Arial"/>
           <w:szCs w:val="24"/>
         </w:rPr>
-        <w:t>, one is for input x and one is for input y, accordingly there are 2 output</w:t>
+        <w:t>, one is for input x</w:t>
+      </w:r>
+      <w:r>
+        <w:rPr>
+          <w:rFonts w:ascii="Arial" w:hAnsi="Arial" w:cs="Arial"/>
+          <w:szCs w:val="24"/>
+        </w:rPr>
+        <w:t xml:space="preserve"> (frequency)</w:t>
+      </w:r>
+      <w:r>
+        <w:rPr>
+          <w:rFonts w:ascii="Arial" w:hAnsi="Arial" w:cs="Arial"/>
+          <w:szCs w:val="24"/>
+        </w:rPr>
+        <w:t xml:space="preserve"> and one is for input y</w:t>
+      </w:r>
+      <w:r>
+        <w:rPr>
+          <w:rFonts w:ascii="Arial" w:hAnsi="Arial" w:cs="Arial"/>
+          <w:szCs w:val="24"/>
+        </w:rPr>
+        <w:t xml:space="preserve"> (pitch)</w:t>
+      </w:r>
+      <w:r>
+        <w:rPr>
+          <w:rFonts w:ascii="Arial" w:hAnsi="Arial" w:cs="Arial"/>
+          <w:szCs w:val="24"/>
+        </w:rPr>
+        <w:t>, accordingly there are 2 output</w:t>
       </w:r>
       <w:r>
         <w:rPr>
